--- a/klagomål/A 2093-2026 FSC-klagomål.docx
+++ b/klagomål/A 2093-2026 FSC-klagomål.docx
@@ -686,7 +686,7 @@
     <w:r>
       <w:tab/>
       <w:tab/>
-      <w:t>2026-06-18</w:t>
+      <w:t>2026-06-19</w:t>
       <w:br/>
       <w:br/>
     </w:r>

--- a/klagomål/A 2093-2026 FSC-klagomål.docx
+++ b/klagomål/A 2093-2026 FSC-klagomål.docx
@@ -686,7 +686,7 @@
     <w:r>
       <w:tab/>
       <w:tab/>
-      <w:t>2026-06-19</w:t>
+      <w:t>2026-06-20</w:t>
       <w:br/>
       <w:br/>
     </w:r>

--- a/klagomål/A 2093-2026 FSC-klagomål.docx
+++ b/klagomål/A 2093-2026 FSC-klagomål.docx
@@ -168,38 +168,7 @@
     </w:p>
     <w:p>
       <w:r>
-        <w:t>Detta dokument behandlar höga naturvärden i avverkningsanmälan A 2093-2026 i Alingsås kommun som inkom 2026-01-14 och omfattar 4,2 ha.</w:t>
-      </w:r>
-    </w:p>
-    <w:p>
-      <w:r>
-        <w:t>Nedan presenteras fynd av naturvårdsarter som gjorts i det avverkningsanmälda området, samt relevanta utdrag ur standarderna för FSC, Chain of Custody, Controlled Wood och PEFC.</w:t>
-      </w:r>
-    </w:p>
-    <w:p>
-      <w:r>
-        <w:t>Vi förväntar oss att ni återkommer med ett skriftligt svar på vårt klagomål och även beskriver vilka korrigerande åtgärder ni satt in för att rätta till identifierade brister i er efterlevnad av den svenska FSC standarden.</w:t>
-      </w:r>
-    </w:p>
-    <w:p>
-      <w:pPr>
-        <w:pStyle w:val="Heading1"/>
-      </w:pPr>
-      <w:r>
-        <w:t>Naturvårdsarter</w:t>
-      </w:r>
-    </w:p>
-    <w:p>
-      <w:r>
-        <w:t>Inom 23 meter från avverkningsanmälan har följande 13 naturvårdsarter hittats: violett fingersvamp (VU), jungfrulin (NT), scharlakansvaxing (NT), aprikosfingersvamp (S), blodvaxing (S), broskvaxing (S), gulvaxing (S), hagfingersvamp (S), honungsvaxing (S), kantarellvaxing (S), sprödvaxing (S), toppvaxing (S) och vitvaxing agg. (S). Av dessa är 3 rödlistade. För rödlistade arter har rödlistekategorin angivits inom parentes. Arter som är signalarter enligt Skogsstyrelsen har markerats med (S).</w:t>
-      </w:r>
-    </w:p>
-    <w:p>
-      <w:r>
-        <w:t>De påträffade naturvårdsarterna är ett tydligt kvitto på att det rör sig om en skog med höga naturvärden.</w:t>
-      </w:r>
-      <w:r>
-        <w:t xml:space="preserve"> I Figur 1 visas fyndplatser för naturvårdsarter i området, som finns registrerade på Artportalen.</w:t>
+        <w:t>Detta klagomål behandlar höga naturvärden i avverkningsanmälan A 2093-2026 i Alingsås kommun som inkom 2026-01-14 och omfattar 4,2 ha.</w:t>
       </w:r>
     </w:p>
     <w:p>
@@ -247,18 +216,35 @@
         <w:spacing w:after="240"/>
       </w:pPr>
       <w:r>
-        <w:t>Figur 1. Fyndplatser för naturvårdsarter inom 23 meter från avverkningsanmälan (röd linje). Markörer utan svart kant är placerade på fyndplatsen. Markörer med svart kant är placerade vid sidan av fyndplatsen och har ett svart streck som visar fyndplatsens exakta position. Kartans mittpunktskoordinat är N 6433197, E 348049 i SWEREF 99 TM.</w:t>
+        <w:t>Figur 1. Fyndplatser för naturvårdsarter inom 23 meter från avverkningsanmälan. Markörer utan svart kant är placerade på fyndplatsen. Markörer med svart kant är placerade vid sidan av fyndplatsen har ett svart streck som visar fyndplatsens exakta position. Kartans mittpunktskoordinat är N 6433197, E 348049 i SWEREF 99 TM.</w:t>
       </w:r>
     </w:p>
     <w:p>
       <w:r>
-        <w:rPr>
-          <w:b/>
-        </w:rPr>
-        <w:t xml:space="preserve">Scharlakansvaxing (NT) </w:t>
+        <w:t>Inom 23 meter från avverkningsanmälan finns fynd av 13 naturvårdsarter, varav 3 är rödlistade och 10 är signalarter (S): violett fingersvamp (VU), jungfrulin (NT), scharlakansvaxing (NT), aprikosfingersvamp (S), blodvaxing (S), broskvaxing (S), gulvaxing (S), hagfingersvamp (S), honungsvaxing (S), kantarellvaxing (S), sprödvaxing (S), toppvaxing (S) och vitvaxing agg. (S). Se Figur 1.</w:t>
       </w:r>
+    </w:p>
+    <w:p>
       <w:r>
-        <w:t>växer mest på magra, ogödslade naturbetes- och slåttermarker men kan sällsynt även påträffas i luckig skogsmark och på rikare mulljord i ädellövskog. Arten är globalt rödlistad som sårbar (VU) vilket innebär att Sverige har ett internationellt ansvar för arten (SLU Artdatabanken, 2024; IUCN, 2019).</w:t>
+        <w:t>Nedan presenteras relevanta utdrag ur standarderna för FSC, Chain of Custody, Controlled Wood och PEFC.</w:t>
+      </w:r>
+    </w:p>
+    <w:p>
+      <w:r>
+        <w:t>Vi förväntar oss att ni återkommer med ett skriftligt svar på vårt klagomål och även beskriver vilka korrigerande åtgärder ni satt in för att rätta till identifierade brister i er efterlevnad av den svenska FSC standarden.</w:t>
+      </w:r>
+    </w:p>
+    <w:p>
+      <w:pPr>
+        <w:pStyle w:val="Heading1"/>
+      </w:pPr>
+      <w:r>
+        <w:t>Naturvårdsarter och fridlysta arter</w:t>
+      </w:r>
+    </w:p>
+    <w:p>
+      <w:r>
+        <w:t>Nedan följer beskrivningar av de naturvårdsarter och fridlysta arter som har sina livsmiljöer och växtplatser i den avverkningsanmälda skogen. De påträffade naturvårdsarterna är ett tydligt kvitto på att det rör sig om en skog med höga naturvärden.</w:t>
       </w:r>
     </w:p>
     <w:p>
@@ -279,6 +265,17 @@
       </w:r>
       <w:r>
         <w:t>är globalt rödlistad som sårbar (VU) vilket innebär att Sverige har ett internationellt ansvar för arten (SLU Artdatabanken, 2024; IUCN, 2019).</w:t>
+      </w:r>
+    </w:p>
+    <w:p>
+      <w:r>
+        <w:rPr>
+          <w:b/>
+        </w:rPr>
+        <w:t xml:space="preserve">Scharlakansvaxing (NT) </w:t>
+      </w:r>
+      <w:r>
+        <w:t>växer mest på magra, ogödslade naturbetes- och slåttermarker men kan sällsynt även påträffas i luckig skogsmark och på rikare mulljord i ädellövskog. Arten är globalt rödlistad som sårbar (VU) vilket innebär att Sverige har ett internationellt ansvar för arten (SLU Artdatabanken, 2024; IUCN, 2019).</w:t>
       </w:r>
     </w:p>
     <w:p>
@@ -686,7 +683,7 @@
     <w:r>
       <w:tab/>
       <w:tab/>
-      <w:t>2026-06-20</w:t>
+      <w:t>2026-06-21</w:t>
       <w:br/>
       <w:br/>
     </w:r>

--- a/klagomål/A 2093-2026 FSC-klagomål.docx
+++ b/klagomål/A 2093-2026 FSC-klagomål.docx
@@ -683,7 +683,7 @@
     <w:r>
       <w:tab/>
       <w:tab/>
-      <w:t>2026-06-21</w:t>
+      <w:t>2026-06-22</w:t>
       <w:br/>
       <w:br/>
     </w:r>

--- a/klagomål/A 2093-2026 FSC-klagomål.docx
+++ b/klagomål/A 2093-2026 FSC-klagomål.docx
@@ -683,7 +683,7 @@
     <w:r>
       <w:tab/>
       <w:tab/>
-      <w:t>2026-06-22</w:t>
+      <w:t>2026-06-23</w:t>
       <w:br/>
       <w:br/>
     </w:r>

--- a/klagomål/A 2093-2026 FSC-klagomål.docx
+++ b/klagomål/A 2093-2026 FSC-klagomål.docx
@@ -683,7 +683,7 @@
     <w:r>
       <w:tab/>
       <w:tab/>
-      <w:t>2026-06-23</w:t>
+      <w:t>2026-06-24</w:t>
       <w:br/>
       <w:br/>
     </w:r>

--- a/klagomål/A 2093-2026 FSC-klagomål.docx
+++ b/klagomål/A 2093-2026 FSC-klagomål.docx
@@ -683,7 +683,7 @@
     <w:r>
       <w:tab/>
       <w:tab/>
-      <w:t>2026-06-24</w:t>
+      <w:t>2026-06-25</w:t>
       <w:br/>
       <w:br/>
     </w:r>

--- a/klagomål/A 2093-2026 FSC-klagomål.docx
+++ b/klagomål/A 2093-2026 FSC-klagomål.docx
@@ -683,7 +683,7 @@
     <w:r>
       <w:tab/>
       <w:tab/>
-      <w:t>2026-06-25</w:t>
+      <w:t>2026-06-26</w:t>
       <w:br/>
       <w:br/>
     </w:r>

--- a/klagomål/A 2093-2026 FSC-klagomål.docx
+++ b/klagomål/A 2093-2026 FSC-klagomål.docx
@@ -683,7 +683,7 @@
     <w:r>
       <w:tab/>
       <w:tab/>
-      <w:t>2026-06-26</w:t>
+      <w:t>2026-06-27</w:t>
       <w:br/>
       <w:br/>
     </w:r>

--- a/klagomål/A 2093-2026 FSC-klagomål.docx
+++ b/klagomål/A 2093-2026 FSC-klagomål.docx
@@ -683,7 +683,7 @@
     <w:r>
       <w:tab/>
       <w:tab/>
-      <w:t>2026-06-27</w:t>
+      <w:t>2026-06-28</w:t>
       <w:br/>
       <w:br/>
     </w:r>

--- a/klagomål/A 2093-2026 FSC-klagomål.docx
+++ b/klagomål/A 2093-2026 FSC-klagomål.docx
@@ -683,7 +683,7 @@
     <w:r>
       <w:tab/>
       <w:tab/>
-      <w:t>2026-06-28</w:t>
+      <w:t>2026-06-29</w:t>
       <w:br/>
       <w:br/>
     </w:r>

--- a/klagomål/A 2093-2026 FSC-klagomål.docx
+++ b/klagomål/A 2093-2026 FSC-klagomål.docx
@@ -683,7 +683,7 @@
     <w:r>
       <w:tab/>
       <w:tab/>
-      <w:t>2026-06-29</w:t>
+      <w:t>2026-06-30</w:t>
       <w:br/>
       <w:br/>
     </w:r>

--- a/klagomål/A 2093-2026 FSC-klagomål.docx
+++ b/klagomål/A 2093-2026 FSC-klagomål.docx
@@ -683,7 +683,7 @@
     <w:r>
       <w:tab/>
       <w:tab/>
-      <w:t>2026-06-30</w:t>
+      <w:t>2026-07-01</w:t>
       <w:br/>
       <w:br/>
     </w:r>

--- a/klagomål/A 2093-2026 FSC-klagomål.docx
+++ b/klagomål/A 2093-2026 FSC-klagomål.docx
@@ -163,7 +163,7 @@
         <w:pStyle w:val="Title"/>
       </w:pPr>
       <w:r>
-        <w:t>Inledande FSC- /PEFC-klagomål – information om höga naturvärden i avverkningsanmälan A 2093-2026 i Alingsås kommun</w:t>
+        <w:t>Inledande FSC- /PEFC-klagomål – information om höga naturvärden och fridlysta arter i avverkningsanmälan A 2093-2026 i Alingsås kommun</w:t>
       </w:r>
     </w:p>
     <w:p>
@@ -216,12 +216,12 @@
         <w:spacing w:after="240"/>
       </w:pPr>
       <w:r>
-        <w:t>Figur 1. Fyndplatser för naturvårdsarter inom 23 meter från avverkningsanmälan. Markörer utan svart kant är placerade på fyndplatsen. Markörer med svart kant är placerade vid sidan av fyndplatsen har ett svart streck som visar fyndplatsens exakta position. Kartans mittpunktskoordinat är N 6433197, E 348049 i SWEREF 99 TM.</w:t>
+        <w:t>Figur 1. Fyndplatser för naturvårdsarter i och inom 23 meter från avverkningsanmälan. Markörer utan svart kant är placerade på fyndplatsen. Markörer med svart kant är placerade vid sidan av fyndplatsen har ett svart streck som visar fyndplatsens exakta position. Kartans mittpunktskoordinat är N 6433197, E 348049 i SWEREF 99 TM.</w:t>
       </w:r>
     </w:p>
     <w:p>
       <w:r>
-        <w:t>Inom 23 meter från avverkningsanmälan finns fynd av 13 naturvårdsarter, varav 3 är rödlistade och 10 är signalarter (S): violett fingersvamp (VU), jungfrulin (NT), scharlakansvaxing (NT), aprikosfingersvamp (S), blodvaxing (S), broskvaxing (S), gulvaxing (S), hagfingersvamp (S), honungsvaxing (S), kantarellvaxing (S), sprödvaxing (S), toppvaxing (S) och vitvaxing agg. (S). Se Figur 1.</w:t>
+        <w:t>I och inom 23 meter från avverkningsanmälan finns fynd av 16 naturvårdsarter, varav 3 är rödlistade, 1 är fridlyst och 12 är signalarter (S): violett fingersvamp (VU), jungfrulin (NT), scharlakansvaxing (NT), aprikosfingersvamp (S), blodvaxing (S), broskvaxing (S), gulvaxing (S), hagfingersvamp (S), honungsvaxing (S), kantarellvaxing (S), sprödvaxing (S), stor revmossa (S), toppvaxing (S), vitvaxing agg. (S), västlig hakmossa (S) och revlummer (§9). Se Figur 1.</w:t>
       </w:r>
     </w:p>
     <w:p>
@@ -368,7 +368,7 @@
         <w:rPr>
           <w:i/>
         </w:rPr>
-        <w:t>I det avverkningsanmälda skogsområdet har 13 naturvårdsarter varav 3 rödlistade arter sina livsmiljöer och växtplatser.</w:t>
+        <w:t>I det avverkningsanmälda skogsområdet har 16 naturvårdsarter varav 3 rödlistade arter sina livsmiljöer och växtplatser.</w:t>
       </w:r>
     </w:p>
     <w:p>
@@ -683,7 +683,7 @@
     <w:r>
       <w:tab/>
       <w:tab/>
-      <w:t>2026-07-01</w:t>
+      <w:t>2026-07-02</w:t>
       <w:br/>
       <w:br/>
     </w:r>

--- a/klagomål/A 2093-2026 FSC-klagomål.docx
+++ b/klagomål/A 2093-2026 FSC-klagomål.docx
@@ -683,7 +683,7 @@
     <w:r>
       <w:tab/>
       <w:tab/>
-      <w:t>2026-07-13</w:t>
+      <w:t>2026-07-14</w:t>
       <w:br/>
       <w:br/>
     </w:r>

--- a/klagomål/A 2093-2026 FSC-klagomål.docx
+++ b/klagomål/A 2093-2026 FSC-klagomål.docx
@@ -683,7 +683,7 @@
     <w:r>
       <w:tab/>
       <w:tab/>
-      <w:t>2026-07-14</w:t>
+      <w:t>2026-07-15</w:t>
       <w:br/>
       <w:br/>
     </w:r>

--- a/klagomål/A 2093-2026 FSC-klagomål.docx
+++ b/klagomål/A 2093-2026 FSC-klagomål.docx
@@ -683,7 +683,7 @@
     <w:r>
       <w:tab/>
       <w:tab/>
-      <w:t>2026-07-15</w:t>
+      <w:t>2026-07-16</w:t>
       <w:br/>
       <w:br/>
     </w:r>

--- a/klagomål/A 2093-2026 FSC-klagomål.docx
+++ b/klagomål/A 2093-2026 FSC-klagomål.docx
@@ -683,7 +683,7 @@
     <w:r>
       <w:tab/>
       <w:tab/>
-      <w:t>2026-07-16</w:t>
+      <w:t>2026-07-17</w:t>
       <w:br/>
       <w:br/>
     </w:r>

--- a/klagomål/A 2093-2026 FSC-klagomål.docx
+++ b/klagomål/A 2093-2026 FSC-klagomål.docx
@@ -683,7 +683,7 @@
     <w:r>
       <w:tab/>
       <w:tab/>
-      <w:t>2026-07-17</w:t>
+      <w:t>2026-07-18</w:t>
       <w:br/>
       <w:br/>
     </w:r>

--- a/klagomål/A 2093-2026 FSC-klagomål.docx
+++ b/klagomål/A 2093-2026 FSC-klagomål.docx
@@ -683,7 +683,7 @@
     <w:r>
       <w:tab/>
       <w:tab/>
-      <w:t>2026-07-18</w:t>
+      <w:t>2026-07-19</w:t>
       <w:br/>
       <w:br/>
     </w:r>

--- a/klagomål/A 2093-2026 FSC-klagomål.docx
+++ b/klagomål/A 2093-2026 FSC-klagomål.docx
@@ -683,7 +683,7 @@
     <w:r>
       <w:tab/>
       <w:tab/>
-      <w:t>2026-07-19</w:t>
+      <w:t>2026-07-20</w:t>
       <w:br/>
       <w:br/>
     </w:r>

--- a/klagomål/A 2093-2026 FSC-klagomål.docx
+++ b/klagomål/A 2093-2026 FSC-klagomål.docx
@@ -683,7 +683,7 @@
     <w:r>
       <w:tab/>
       <w:tab/>
-      <w:t>2026-07-20</w:t>
+      <w:t>2026-07-21</w:t>
       <w:br/>
       <w:br/>
     </w:r>

--- a/klagomål/A 2093-2026 FSC-klagomål.docx
+++ b/klagomål/A 2093-2026 FSC-klagomål.docx
@@ -683,7 +683,7 @@
     <w:r>
       <w:tab/>
       <w:tab/>
-      <w:t>2026-07-21</w:t>
+      <w:t>2026-07-22</w:t>
       <w:br/>
       <w:br/>
     </w:r>

--- a/klagomål/A 2093-2026 FSC-klagomål.docx
+++ b/klagomål/A 2093-2026 FSC-klagomål.docx
@@ -683,7 +683,7 @@
     <w:r>
       <w:tab/>
       <w:tab/>
-      <w:t>2026-07-22</w:t>
+      <w:t>2026-07-23</w:t>
       <w:br/>
       <w:br/>
     </w:r>

--- a/klagomål/A 2093-2026 FSC-klagomål.docx
+++ b/klagomål/A 2093-2026 FSC-klagomål.docx
@@ -683,7 +683,7 @@
     <w:r>
       <w:tab/>
       <w:tab/>
-      <w:t>2026-07-23</w:t>
+      <w:t>2026-07-24</w:t>
       <w:br/>
       <w:br/>
     </w:r>

--- a/klagomål/A 2093-2026 FSC-klagomål.docx
+++ b/klagomål/A 2093-2026 FSC-klagomål.docx
@@ -683,7 +683,7 @@
     <w:r>
       <w:tab/>
       <w:tab/>
-      <w:t>2026-07-24</w:t>
+      <w:t>2026-07-25</w:t>
       <w:br/>
       <w:br/>
     </w:r>

--- a/klagomål/A 2093-2026 FSC-klagomål.docx
+++ b/klagomål/A 2093-2026 FSC-klagomål.docx
@@ -683,7 +683,7 @@
     <w:r>
       <w:tab/>
       <w:tab/>
-      <w:t>2026-07-25</w:t>
+      <w:t>2026-07-26</w:t>
       <w:br/>
       <w:br/>
     </w:r>

--- a/klagomål/A 2093-2026 FSC-klagomål.docx
+++ b/klagomål/A 2093-2026 FSC-klagomål.docx
@@ -683,7 +683,7 @@
     <w:r>
       <w:tab/>
       <w:tab/>
-      <w:t>2026-07-26</w:t>
+      <w:t>2026-07-27</w:t>
       <w:br/>
       <w:br/>
     </w:r>

--- a/klagomål/A 2093-2026 FSC-klagomål.docx
+++ b/klagomål/A 2093-2026 FSC-klagomål.docx
@@ -683,7 +683,7 @@
     <w:r>
       <w:tab/>
       <w:tab/>
-      <w:t>2026-07-27</w:t>
+      <w:t>2026-07-28</w:t>
       <w:br/>
       <w:br/>
     </w:r>

--- a/klagomål/A 2093-2026 FSC-klagomål.docx
+++ b/klagomål/A 2093-2026 FSC-klagomål.docx
@@ -683,7 +683,7 @@
     <w:r>
       <w:tab/>
       <w:tab/>
-      <w:t>2026-07-28</w:t>
+      <w:t>2026-07-29</w:t>
       <w:br/>
       <w:br/>
     </w:r>

--- a/klagomål/A 2093-2026 FSC-klagomål.docx
+++ b/klagomål/A 2093-2026 FSC-klagomål.docx
@@ -683,7 +683,7 @@
     <w:r>
       <w:tab/>
       <w:tab/>
-      <w:t>2026-07-29</w:t>
+      <w:t>2026-07-30</w:t>
       <w:br/>
       <w:br/>
     </w:r>

--- a/klagomål/A 2093-2026 FSC-klagomål.docx
+++ b/klagomål/A 2093-2026 FSC-klagomål.docx
@@ -683,7 +683,7 @@
     <w:r>
       <w:tab/>
       <w:tab/>
-      <w:t>2026-07-30</w:t>
+      <w:t>2026-07-31</w:t>
       <w:br/>
       <w:br/>
     </w:r>

--- a/klagomål/A 2093-2026 FSC-klagomål.docx
+++ b/klagomål/A 2093-2026 FSC-klagomål.docx
@@ -683,7 +683,7 @@
     <w:r>
       <w:tab/>
       <w:tab/>
-      <w:t>2026-07-31</w:t>
+      <w:t>2026-08-01</w:t>
       <w:br/>
       <w:br/>
     </w:r>

--- a/klagomål/A 2093-2026 FSC-klagomål.docx
+++ b/klagomål/A 2093-2026 FSC-klagomål.docx
@@ -683,7 +683,7 @@
     <w:r>
       <w:tab/>
       <w:tab/>
-      <w:t>2026-08-01</w:t>
+      <w:t>2026-08-02</w:t>
       <w:br/>
       <w:br/>
     </w:r>

--- a/klagomål/A 2093-2026 FSC-klagomål.docx
+++ b/klagomål/A 2093-2026 FSC-klagomål.docx
@@ -683,7 +683,7 @@
     <w:r>
       <w:tab/>
       <w:tab/>
-      <w:t>2026-08-02</w:t>
+      <w:t>2026-08-03</w:t>
       <w:br/>
       <w:br/>
     </w:r>

--- a/klagomål/A 2093-2026 FSC-klagomål.docx
+++ b/klagomål/A 2093-2026 FSC-klagomål.docx
@@ -683,7 +683,7 @@
     <w:r>
       <w:tab/>
       <w:tab/>
-      <w:t>2026-08-03</w:t>
+      <w:t>2026-08-04</w:t>
       <w:br/>
       <w:br/>
     </w:r>

--- a/klagomål/A 2093-2026 FSC-klagomål.docx
+++ b/klagomål/A 2093-2026 FSC-klagomål.docx
@@ -683,7 +683,7 @@
     <w:r>
       <w:tab/>
       <w:tab/>
-      <w:t>2026-08-04</w:t>
+      <w:t>2026-08-05</w:t>
       <w:br/>
       <w:br/>
     </w:r>

--- a/klagomål/A 2093-2026 FSC-klagomål.docx
+++ b/klagomål/A 2093-2026 FSC-klagomål.docx
@@ -683,7 +683,7 @@
     <w:r>
       <w:tab/>
       <w:tab/>
-      <w:t>2026-08-05</w:t>
+      <w:t>2026-08-07</w:t>
       <w:br/>
       <w:br/>
     </w:r>

--- a/klagomål/A 2093-2026 FSC-klagomål.docx
+++ b/klagomål/A 2093-2026 FSC-klagomål.docx
@@ -683,7 +683,7 @@
     <w:r>
       <w:tab/>
       <w:tab/>
-      <w:t>2026-08-07</w:t>
+      <w:t>2026-08-08</w:t>
       <w:br/>
       <w:br/>
     </w:r>

--- a/klagomål/A 2093-2026 FSC-klagomål.docx
+++ b/klagomål/A 2093-2026 FSC-klagomål.docx
@@ -216,7 +216,7 @@
         <w:spacing w:after="240"/>
       </w:pPr>
       <w:r>
-        <w:t>Figur 1. Fyndplatser för naturvårdsarter i och inom 23 meter från avverkningsanmälan. Markörer utan svart kant är placerade på fyndplatsen. Markörer med svart kant är placerade vid sidan av fyndplatsen har ett svart streck som visar fyndplatsens exakta position. Kartans mittpunktskoordinat är N 6433197, E 348049 i SWEREF 99 TM.</w:t>
+        <w:t>Figur 1. Fyndplatser för naturvårdsarter i och inom 23 meter från avverkningsanmälan. Markörer utan svart kant är placerade på fyndplatsen. Markörer med svart kant är placerade vid sidan av fyndplatsen och har ett svart streck som visar fyndplatsens exakta position. Kartans mittpunktskoordinat är N 6433197, E 348049 i SWEREF 99 TM.</w:t>
       </w:r>
     </w:p>
     <w:p>
@@ -683,7 +683,7 @@
     <w:r>
       <w:tab/>
       <w:tab/>
-      <w:t>2026-08-14</w:t>
+      <w:t>2026-08-15</w:t>
       <w:br/>
       <w:br/>
     </w:r>

--- a/klagomål/A 2093-2026 FSC-klagomål.docx
+++ b/klagomål/A 2093-2026 FSC-klagomål.docx
@@ -683,7 +683,7 @@
     <w:r>
       <w:tab/>
       <w:tab/>
-      <w:t>2026-08-15</w:t>
+      <w:t>2026-08-16</w:t>
       <w:br/>
       <w:br/>
     </w:r>

--- a/klagomål/A 2093-2026 FSC-klagomål.docx
+++ b/klagomål/A 2093-2026 FSC-klagomål.docx
@@ -683,7 +683,7 @@
     <w:r>
       <w:tab/>
       <w:tab/>
-      <w:t>2026-08-16</w:t>
+      <w:t>2026-08-17</w:t>
       <w:br/>
       <w:br/>
     </w:r>

--- a/klagomål/A 2093-2026 FSC-klagomål.docx
+++ b/klagomål/A 2093-2026 FSC-klagomål.docx
@@ -683,7 +683,7 @@
     <w:r>
       <w:tab/>
       <w:tab/>
-      <w:t>2026-08-17</w:t>
+      <w:t>2026-08-18</w:t>
       <w:br/>
       <w:br/>
     </w:r>

--- a/klagomål/A 2093-2026 FSC-klagomål.docx
+++ b/klagomål/A 2093-2026 FSC-klagomål.docx
@@ -683,7 +683,7 @@
     <w:r>
       <w:tab/>
       <w:tab/>
-      <w:t>2026-08-18</w:t>
+      <w:t>2026-08-19</w:t>
       <w:br/>
       <w:br/>
     </w:r>

--- a/klagomål/A 2093-2026 FSC-klagomål.docx
+++ b/klagomål/A 2093-2026 FSC-klagomål.docx
@@ -683,7 +683,7 @@
     <w:r>
       <w:tab/>
       <w:tab/>
-      <w:t>2026-08-19</w:t>
+      <w:t>2026-08-20</w:t>
       <w:br/>
       <w:br/>
     </w:r>

--- a/klagomål/A 2093-2026 FSC-klagomål.docx
+++ b/klagomål/A 2093-2026 FSC-klagomål.docx
@@ -683,7 +683,7 @@
     <w:r>
       <w:tab/>
       <w:tab/>
-      <w:t>2026-08-20</w:t>
+      <w:t>2026-08-21</w:t>
       <w:br/>
       <w:br/>
     </w:r>

--- a/klagomål/A 2093-2026 FSC-klagomål.docx
+++ b/klagomål/A 2093-2026 FSC-klagomål.docx
@@ -683,7 +683,7 @@
     <w:r>
       <w:tab/>
       <w:tab/>
-      <w:t>2026-08-21</w:t>
+      <w:t>2026-08-22</w:t>
       <w:br/>
       <w:br/>
     </w:r>

--- a/klagomål/A 2093-2026 FSC-klagomål.docx
+++ b/klagomål/A 2093-2026 FSC-klagomål.docx
@@ -683,7 +683,7 @@
     <w:r>
       <w:tab/>
       <w:tab/>
-      <w:t>2026-08-22</w:t>
+      <w:t>2026-08-23</w:t>
       <w:br/>
       <w:br/>
     </w:r>

--- a/klagomål/A 2093-2026 FSC-klagomål.docx
+++ b/klagomål/A 2093-2026 FSC-klagomål.docx
@@ -683,7 +683,7 @@
     <w:r>
       <w:tab/>
       <w:tab/>
-      <w:t>2026-08-23</w:t>
+      <w:t>2026-08-24</w:t>
       <w:br/>
       <w:br/>
     </w:r>

--- a/klagomål/A 2093-2026 FSC-klagomål.docx
+++ b/klagomål/A 2093-2026 FSC-klagomål.docx
@@ -683,7 +683,7 @@
     <w:r>
       <w:tab/>
       <w:tab/>
-      <w:t>2026-08-24</w:t>
+      <w:t>2026-08-25</w:t>
       <w:br/>
       <w:br/>
     </w:r>

--- a/klagomål/A 2093-2026 FSC-klagomål.docx
+++ b/klagomål/A 2093-2026 FSC-klagomål.docx
@@ -683,7 +683,7 @@
     <w:r>
       <w:tab/>
       <w:tab/>
-      <w:t>2026-08-25</w:t>
+      <w:t>2026-08-26</w:t>
       <w:br/>
       <w:br/>
     </w:r>

--- a/klagomål/A 2093-2026 FSC-klagomål.docx
+++ b/klagomål/A 2093-2026 FSC-klagomål.docx
@@ -683,7 +683,7 @@
     <w:r>
       <w:tab/>
       <w:tab/>
-      <w:t>2026-08-26</w:t>
+      <w:t>2026-08-27</w:t>
       <w:br/>
       <w:br/>
     </w:r>

--- a/klagomål/A 2093-2026 FSC-klagomål.docx
+++ b/klagomål/A 2093-2026 FSC-klagomål.docx
@@ -683,7 +683,7 @@
     <w:r>
       <w:tab/>
       <w:tab/>
-      <w:t>2026-08-27</w:t>
+      <w:t>2026-08-28</w:t>
       <w:br/>
       <w:br/>
     </w:r>

--- a/klagomål/A 2093-2026 FSC-klagomål.docx
+++ b/klagomål/A 2093-2026 FSC-klagomål.docx
@@ -683,7 +683,7 @@
     <w:r>
       <w:tab/>
       <w:tab/>
-      <w:t>2026-08-28</w:t>
+      <w:t>2026-08-29</w:t>
       <w:br/>
       <w:br/>
     </w:r>

--- a/klagomål/A 2093-2026 FSC-klagomål.docx
+++ b/klagomål/A 2093-2026 FSC-klagomål.docx
@@ -683,7 +683,7 @@
     <w:r>
       <w:tab/>
       <w:tab/>
-      <w:t>2026-08-29</w:t>
+      <w:t>2026-08-31</w:t>
       <w:br/>
       <w:br/>
     </w:r>

--- a/klagomål/A 2093-2026 FSC-klagomål.docx
+++ b/klagomål/A 2093-2026 FSC-klagomål.docx
@@ -683,7 +683,7 @@
     <w:r>
       <w:tab/>
       <w:tab/>
-      <w:t>2026-08-31</w:t>
+      <w:t>2026-09-01</w:t>
       <w:br/>
       <w:br/>
     </w:r>

--- a/klagomål/A 2093-2026 FSC-klagomål.docx
+++ b/klagomål/A 2093-2026 FSC-klagomål.docx
@@ -683,7 +683,7 @@
     <w:r>
       <w:tab/>
       <w:tab/>
-      <w:t>2026-09-01</w:t>
+      <w:t>2026-09-02</w:t>
       <w:br/>
       <w:br/>
     </w:r>

--- a/klagomål/A 2093-2026 FSC-klagomål.docx
+++ b/klagomål/A 2093-2026 FSC-klagomål.docx
@@ -683,7 +683,7 @@
     <w:r>
       <w:tab/>
       <w:tab/>
-      <w:t>2026-09-02</w:t>
+      <w:t>2026-09-03</w:t>
       <w:br/>
       <w:br/>
     </w:r>

--- a/klagomål/A 2093-2026 FSC-klagomål.docx
+++ b/klagomål/A 2093-2026 FSC-klagomål.docx
@@ -683,7 +683,7 @@
     <w:r>
       <w:tab/>
       <w:tab/>
-      <w:t>2026-09-03</w:t>
+      <w:t>2026-09-04</w:t>
       <w:br/>
       <w:br/>
     </w:r>

--- a/klagomål/A 2093-2026 FSC-klagomål.docx
+++ b/klagomål/A 2093-2026 FSC-klagomål.docx
@@ -683,7 +683,7 @@
     <w:r>
       <w:tab/>
       <w:tab/>
-      <w:t>2026-09-04</w:t>
+      <w:t>2026-09-05</w:t>
       <w:br/>
       <w:br/>
     </w:r>
